--- a/downloads/teacher/04 Units/Unit 01 - Nutrition and Wellness - Kitchen Skills and Smart Eating/Lesson 01.01 - Hunt the Hazard.docx
+++ b/downloads/teacher/04 Units/Unit 01 - Nutrition and Wellness - Kitchen Skills and Smart Eating/Lesson 01.01 - Hunt the Hazard.docx
@@ -230,23 +230,41 @@
       <w:r>
         <w:t xml:space="preserve">By the end of this lesson, students will be able to:</w:t>
       </w:r>
-      <w:r>
-        <w:t xml:space="preserve"> </w:t>
-      </w:r>
-      <w:r>
-        <w:t xml:space="preserve">1. (Low) Given a photo or a staged station, identify at least six common kitchen hazards (burns, cuts, falls, fire, electrical, food contamination).</w:t>
-      </w:r>
-      <w:r>
-        <w:t xml:space="preserve"> </w:t>
-      </w:r>
-      <w:r>
-        <w:t xml:space="preserve">2. (Mid) For each hazard found, explain what could happen and one action that prevents it.</w:t>
-      </w:r>
-      <w:r>
-        <w:t xml:space="preserve"> </w:t>
-      </w:r>
-      <w:r>
-        <w:t xml:space="preserve">3. (High) Working in a team, rank the five most serious hazards in our own lab and justify the ranking in one sentence each.</w:t>
+    </w:p>
+    <w:p>
+      <w:pPr>
+        <w:numPr>
+          <w:ilvl w:val="0"/>
+          <w:numId w:val="1002"/>
+        </w:numPr>
+        <w:pStyle w:val="Compact"/>
+      </w:pPr>
+      <w:r>
+        <w:t xml:space="preserve">(Low) Given a photo or a staged station, identify at least six common kitchen hazards (burns, cuts, falls, fire, electrical, food contamination).</w:t>
+      </w:r>
+    </w:p>
+    <w:p>
+      <w:pPr>
+        <w:numPr>
+          <w:ilvl w:val="0"/>
+          <w:numId w:val="1002"/>
+        </w:numPr>
+        <w:pStyle w:val="Compact"/>
+      </w:pPr>
+      <w:r>
+        <w:t xml:space="preserve">(Mid) For each hazard found, explain what could happen and one action that prevents it.</w:t>
+      </w:r>
+    </w:p>
+    <w:p>
+      <w:pPr>
+        <w:numPr>
+          <w:ilvl w:val="0"/>
+          <w:numId w:val="1002"/>
+        </w:numPr>
+        <w:pStyle w:val="Compact"/>
+      </w:pPr>
+      <w:r>
+        <w:t xml:space="preserve">(High) Working in a team, rank the five most serious hazards in our own lab and justify the ranking in one sentence each.</w:t>
       </w:r>
     </w:p>
     <w:p>
@@ -287,7 +305,7 @@
       <w:pPr>
         <w:numPr>
           <w:ilvl w:val="0"/>
-          <w:numId w:val="1002"/>
+          <w:numId w:val="1003"/>
         </w:numPr>
         <w:pStyle w:val="Compact"/>
       </w:pPr>
@@ -326,7 +344,7 @@
       <w:pPr>
         <w:numPr>
           <w:ilvl w:val="0"/>
-          <w:numId w:val="1002"/>
+          <w:numId w:val="1003"/>
         </w:numPr>
         <w:pStyle w:val="Compact"/>
       </w:pPr>
@@ -347,7 +365,7 @@
       <w:pPr>
         <w:numPr>
           <w:ilvl w:val="0"/>
-          <w:numId w:val="1002"/>
+          <w:numId w:val="1003"/>
         </w:numPr>
         <w:pStyle w:val="Compact"/>
       </w:pPr>
@@ -359,7 +377,7 @@
       <w:pPr>
         <w:numPr>
           <w:ilvl w:val="0"/>
-          <w:numId w:val="1002"/>
+          <w:numId w:val="1003"/>
         </w:numPr>
         <w:pStyle w:val="Compact"/>
       </w:pPr>
@@ -386,7 +404,7 @@
       <w:pPr>
         <w:numPr>
           <w:ilvl w:val="0"/>
-          <w:numId w:val="1002"/>
+          <w:numId w:val="1003"/>
         </w:numPr>
         <w:pStyle w:val="Compact"/>
       </w:pPr>
@@ -398,7 +416,7 @@
       <w:pPr>
         <w:numPr>
           <w:ilvl w:val="0"/>
-          <w:numId w:val="1002"/>
+          <w:numId w:val="1003"/>
         </w:numPr>
         <w:pStyle w:val="Compact"/>
       </w:pPr>
@@ -831,49 +849,85 @@
       <w:r>
         <w:t xml:space="preserve">Monitor understanding:</w:t>
       </w:r>
-      <w:r>
-        <w:t xml:space="preserve"> </w:t>
-      </w:r>
-      <w:r>
-        <w:t xml:space="preserve">- Which family does a wet floor belong to? What about a pot handle turned out?</w:t>
-      </w:r>
-      <w:r>
-        <w:t xml:space="preserve"> </w:t>
-      </w:r>
-      <w:r>
-        <w:t xml:space="preserve">- What is the difference between a hazard and an accident?</w:t>
-      </w:r>
-      <w:r>
-        <w:t xml:space="preserve"> </w:t>
-      </w:r>
-      <w:r>
-        <w:t xml:space="preserve">- You found raw chicken next to bread. What is the hazard and what is the family?</w:t>
-      </w:r>
-    </w:p>
-    <w:p>
-      <w:pPr>
-        <w:pStyle w:val="BodyText"/>
+    </w:p>
+    <w:p>
+      <w:pPr>
+        <w:numPr>
+          <w:ilvl w:val="0"/>
+          <w:numId w:val="1004"/>
+        </w:numPr>
+        <w:pStyle w:val="Compact"/>
+      </w:pPr>
+      <w:r>
+        <w:t xml:space="preserve">Which family does a wet floor belong to? What about a pot handle turned out?</w:t>
+      </w:r>
+    </w:p>
+    <w:p>
+      <w:pPr>
+        <w:numPr>
+          <w:ilvl w:val="0"/>
+          <w:numId w:val="1004"/>
+        </w:numPr>
+        <w:pStyle w:val="Compact"/>
+      </w:pPr>
+      <w:r>
+        <w:t xml:space="preserve">What is the difference between a hazard and an accident?</w:t>
+      </w:r>
+    </w:p>
+    <w:p>
+      <w:pPr>
+        <w:numPr>
+          <w:ilvl w:val="0"/>
+          <w:numId w:val="1004"/>
+        </w:numPr>
+        <w:pStyle w:val="Compact"/>
+      </w:pPr>
+      <w:r>
+        <w:t xml:space="preserve">You found raw chicken next to bread. What is the hazard and what is the family?</w:t>
+      </w:r>
+    </w:p>
+    <w:p>
+      <w:pPr>
+        <w:pStyle w:val="FirstParagraph"/>
       </w:pPr>
       <w:r>
         <w:t xml:space="preserve">Deepen learning:</w:t>
       </w:r>
-      <w:r>
-        <w:t xml:space="preserve"> </w:t>
-      </w:r>
-      <w:r>
-        <w:t xml:space="preserve">- Why do you think restaurants get inspected for these things? Who is the inspection protecting?</w:t>
-      </w:r>
-      <w:r>
-        <w:t xml:space="preserve"> </w:t>
-      </w:r>
-      <w:r>
-        <w:t xml:space="preserve">- Which of these hazards have you seen at home this week? What stopped it from becoming an accident?</w:t>
-      </w:r>
-      <w:r>
-        <w:t xml:space="preserve"> </w:t>
-      </w:r>
-      <w:r>
-        <w:t xml:space="preserve">- If you could fix only one hazard in this room before we cook next week, which one, and why that one?</w:t>
+    </w:p>
+    <w:p>
+      <w:pPr>
+        <w:numPr>
+          <w:ilvl w:val="0"/>
+          <w:numId w:val="1005"/>
+        </w:numPr>
+        <w:pStyle w:val="Compact"/>
+      </w:pPr>
+      <w:r>
+        <w:t xml:space="preserve">Why do you think restaurants get inspected for these things? Who is the inspection protecting?</w:t>
+      </w:r>
+    </w:p>
+    <w:p>
+      <w:pPr>
+        <w:numPr>
+          <w:ilvl w:val="0"/>
+          <w:numId w:val="1005"/>
+        </w:numPr>
+        <w:pStyle w:val="Compact"/>
+      </w:pPr>
+      <w:r>
+        <w:t xml:space="preserve">Which of these hazards have you seen at home this week? What stopped it from becoming an accident?</w:t>
+      </w:r>
+    </w:p>
+    <w:p>
+      <w:pPr>
+        <w:numPr>
+          <w:ilvl w:val="0"/>
+          <w:numId w:val="1005"/>
+        </w:numPr>
+        <w:pStyle w:val="Compact"/>
+      </w:pPr>
+      <w:r>
+        <w:t xml:space="preserve">If you could fix only one hazard in this room before we cook next week, which one, and why that one?</w:t>
       </w:r>
     </w:p>
     <w:p>
@@ -1046,7 +1100,7 @@
       <w:pPr>
         <w:numPr>
           <w:ilvl w:val="0"/>
-          <w:numId w:val="1003"/>
+          <w:numId w:val="1006"/>
         </w:numPr>
         <w:pStyle w:val="Compact"/>
       </w:pPr>
@@ -1070,7 +1124,7 @@
       <w:pPr>
         <w:numPr>
           <w:ilvl w:val="0"/>
-          <w:numId w:val="1003"/>
+          <w:numId w:val="1006"/>
         </w:numPr>
         <w:pStyle w:val="Compact"/>
       </w:pPr>
@@ -1082,7 +1136,7 @@
       <w:pPr>
         <w:numPr>
           <w:ilvl w:val="0"/>
-          <w:numId w:val="1003"/>
+          <w:numId w:val="1006"/>
         </w:numPr>
         <w:pStyle w:val="Compact"/>
       </w:pPr>
@@ -1094,7 +1148,7 @@
       <w:pPr>
         <w:numPr>
           <w:ilvl w:val="0"/>
-          <w:numId w:val="1003"/>
+          <w:numId w:val="1006"/>
         </w:numPr>
         <w:pStyle w:val="Compact"/>
       </w:pPr>
@@ -1106,7 +1160,7 @@
       <w:pPr>
         <w:numPr>
           <w:ilvl w:val="0"/>
-          <w:numId w:val="1003"/>
+          <w:numId w:val="1006"/>
         </w:numPr>
         <w:pStyle w:val="Compact"/>
       </w:pPr>
@@ -1118,7 +1172,7 @@
       <w:pPr>
         <w:numPr>
           <w:ilvl w:val="0"/>
-          <w:numId w:val="1003"/>
+          <w:numId w:val="1006"/>
         </w:numPr>
         <w:pStyle w:val="Compact"/>
       </w:pPr>
@@ -1427,7 +1481,7 @@
       <w:pPr>
         <w:numPr>
           <w:ilvl w:val="0"/>
-          <w:numId w:val="1004"/>
+          <w:numId w:val="1007"/>
         </w:numPr>
         <w:pStyle w:val="Compact"/>
       </w:pPr>
@@ -1451,7 +1505,7 @@
       <w:pPr>
         <w:numPr>
           <w:ilvl w:val="0"/>
-          <w:numId w:val="1004"/>
+          <w:numId w:val="1007"/>
         </w:numPr>
         <w:pStyle w:val="Compact"/>
       </w:pPr>
@@ -1463,7 +1517,7 @@
       <w:pPr>
         <w:numPr>
           <w:ilvl w:val="0"/>
-          <w:numId w:val="1004"/>
+          <w:numId w:val="1007"/>
         </w:numPr>
         <w:pStyle w:val="Compact"/>
       </w:pPr>
@@ -1496,7 +1550,7 @@
       <w:pPr>
         <w:numPr>
           <w:ilvl w:val="0"/>
-          <w:numId w:val="1004"/>
+          <w:numId w:val="1007"/>
         </w:numPr>
         <w:pStyle w:val="Compact"/>
       </w:pPr>
@@ -1508,7 +1562,7 @@
       <w:pPr>
         <w:numPr>
           <w:ilvl w:val="0"/>
-          <w:numId w:val="1004"/>
+          <w:numId w:val="1007"/>
         </w:numPr>
         <w:pStyle w:val="Compact"/>
       </w:pPr>
@@ -1530,7 +1584,7 @@
       <w:pPr>
         <w:numPr>
           <w:ilvl w:val="0"/>
-          <w:numId w:val="1005"/>
+          <w:numId w:val="1008"/>
         </w:numPr>
         <w:pStyle w:val="Compact"/>
       </w:pPr>
@@ -1542,7 +1596,7 @@
       <w:pPr>
         <w:numPr>
           <w:ilvl w:val="0"/>
-          <w:numId w:val="1005"/>
+          <w:numId w:val="1008"/>
         </w:numPr>
         <w:pStyle w:val="Compact"/>
       </w:pPr>
@@ -1572,7 +1626,7 @@
       <w:pPr>
         <w:numPr>
           <w:ilvl w:val="0"/>
-          <w:numId w:val="1005"/>
+          <w:numId w:val="1008"/>
         </w:numPr>
         <w:pStyle w:val="Compact"/>
       </w:pPr>
@@ -1584,7 +1638,7 @@
       <w:pPr>
         <w:numPr>
           <w:ilvl w:val="0"/>
-          <w:numId w:val="1005"/>
+          <w:numId w:val="1008"/>
         </w:numPr>
         <w:pStyle w:val="Compact"/>
       </w:pPr>
@@ -1599,7 +1653,7 @@
       <w:pPr>
         <w:numPr>
           <w:ilvl w:val="0"/>
-          <w:numId w:val="1005"/>
+          <w:numId w:val="1008"/>
         </w:numPr>
         <w:pStyle w:val="Compact"/>
       </w:pPr>
@@ -1892,6 +1946,118 @@
       </w:pPr>
     </w:lvl>
   </w:abstractNum>
+  <w:abstractNum w:abstractNumId="99411">
+    <w:nsid w:val="71315dca"/>
+    <w:multiLevelType w:val="multilevel"/>
+    <w:lvl w:ilvl="0">
+      <w:start w:val="1"/>
+      <w:numFmt w:val="decimal"/>
+      <w:lvlText w:val="%1."/>
+      <w:lvlJc w:val="left"/>
+      <w:pPr>
+        <w:tabs>
+          <w:tab w:val="num" w:pos="0"/>
+        </w:tabs>
+        <w:ind w:left="480" w:hanging="480"/>
+      </w:pPr>
+    </w:lvl>
+    <w:lvl w:ilvl="1">
+      <w:start w:val="1"/>
+      <w:numFmt w:val="decimal"/>
+      <w:lvlText w:val="%2."/>
+      <w:lvlJc w:val="left"/>
+      <w:pPr>
+        <w:tabs>
+          <w:tab w:val="num" w:pos="720"/>
+        </w:tabs>
+        <w:ind w:left="1200" w:hanging="480"/>
+      </w:pPr>
+    </w:lvl>
+    <w:lvl w:ilvl="2">
+      <w:start w:val="1"/>
+      <w:numFmt w:val="decimal"/>
+      <w:lvlText w:val="%3."/>
+      <w:lvlJc w:val="left"/>
+      <w:pPr>
+        <w:tabs>
+          <w:tab w:val="num" w:pos="1440"/>
+        </w:tabs>
+        <w:ind w:left="1920" w:hanging="480"/>
+      </w:pPr>
+    </w:lvl>
+    <w:lvl w:ilvl="3">
+      <w:start w:val="1"/>
+      <w:numFmt w:val="decimal"/>
+      <w:lvlText w:val="%4."/>
+      <w:lvlJc w:val="left"/>
+      <w:pPr>
+        <w:tabs>
+          <w:tab w:val="num" w:pos="2160"/>
+        </w:tabs>
+        <w:ind w:left="2640" w:hanging="480"/>
+      </w:pPr>
+    </w:lvl>
+    <w:lvl w:ilvl="4">
+      <w:start w:val="1"/>
+      <w:numFmt w:val="decimal"/>
+      <w:lvlText w:val="%5."/>
+      <w:lvlJc w:val="left"/>
+      <w:pPr>
+        <w:tabs>
+          <w:tab w:val="num" w:pos="2880"/>
+        </w:tabs>
+        <w:ind w:left="3360" w:hanging="480"/>
+      </w:pPr>
+    </w:lvl>
+    <w:lvl w:ilvl="5">
+      <w:start w:val="1"/>
+      <w:numFmt w:val="decimal"/>
+      <w:lvlText w:val="%6."/>
+      <w:lvlJc w:val="left"/>
+      <w:pPr>
+        <w:tabs>
+          <w:tab w:val="num" w:pos="3600"/>
+        </w:tabs>
+        <w:ind w:left="4080" w:hanging="480"/>
+      </w:pPr>
+    </w:lvl>
+    <w:lvl w:ilvl="6">
+      <w:start w:val="1"/>
+      <w:numFmt w:val="decimal"/>
+      <w:lvlText w:val="%7."/>
+      <w:lvlJc w:val="left"/>
+      <w:pPr>
+        <w:tabs>
+          <w:tab w:val="num" w:pos="4320"/>
+        </w:tabs>
+        <w:ind w:left="4800" w:hanging="480"/>
+      </w:pPr>
+    </w:lvl>
+    <w:lvl w:ilvl="7">
+      <w:start w:val="1"/>
+      <w:numFmt w:val="decimal"/>
+      <w:lvlText w:val="%8."/>
+      <w:lvlJc w:val="left"/>
+      <w:pPr>
+        <w:tabs>
+          <w:tab w:val="num" w:pos="5040"/>
+        </w:tabs>
+        <w:ind w:left="5520" w:hanging="480"/>
+      </w:pPr>
+    </w:lvl>
+    <w:lvl w:ilvl="8">
+      <w:start w:val="1"/>
+      <w:numFmt w:val="decimal"/>
+      <w:lvlText w:val="%9."/>
+      <w:lvlJc w:val="left"/>
+      <w:pPr>
+        <w:tabs>
+          <w:tab w:val="num" w:pos="5760"/>
+        </w:tabs>
+        <w:ind w:left="6240" w:hanging="480"/>
+      </w:pPr>
+    </w:lvl>
+  </w:abstractNum>
   <w:num w:numId="1000">
     <w:abstractNumId w:val="990"/>
   </w:num>
@@ -1899,7 +2065,34 @@
     <w:abstractNumId w:val="991"/>
   </w:num>
   <w:num w:numId="1002">
-    <w:abstractNumId w:val="991"/>
+    <w:abstractNumId w:val="99411"/>
+    <w:lvlOverride w:ilvl="0">
+      <w:startOverride w:val="1"/>
+    </w:lvlOverride>
+    <w:lvlOverride w:ilvl="1">
+      <w:startOverride w:val="1"/>
+    </w:lvlOverride>
+    <w:lvlOverride w:ilvl="2">
+      <w:startOverride w:val="1"/>
+    </w:lvlOverride>
+    <w:lvlOverride w:ilvl="3">
+      <w:startOverride w:val="1"/>
+    </w:lvlOverride>
+    <w:lvlOverride w:ilvl="4">
+      <w:startOverride w:val="1"/>
+    </w:lvlOverride>
+    <w:lvlOverride w:ilvl="5">
+      <w:startOverride w:val="1"/>
+    </w:lvlOverride>
+    <w:lvlOverride w:ilvl="6">
+      <w:startOverride w:val="1"/>
+    </w:lvlOverride>
+    <w:lvlOverride w:ilvl="7">
+      <w:startOverride w:val="1"/>
+    </w:lvlOverride>
+    <w:lvlOverride w:ilvl="8">
+      <w:startOverride w:val="1"/>
+    </w:lvlOverride>
   </w:num>
   <w:num w:numId="1003">
     <w:abstractNumId w:val="991"/>
@@ -1908,6 +2101,15 @@
     <w:abstractNumId w:val="991"/>
   </w:num>
   <w:num w:numId="1005">
+    <w:abstractNumId w:val="991"/>
+  </w:num>
+  <w:num w:numId="1006">
+    <w:abstractNumId w:val="991"/>
+  </w:num>
+  <w:num w:numId="1007">
+    <w:abstractNumId w:val="991"/>
+  </w:num>
+  <w:num w:numId="1008">
     <w:abstractNumId w:val="991"/>
   </w:num>
 </w:numbering>

--- a/downloads/teacher/04 Units/Unit 01 - Nutrition and Wellness - Kitchen Skills and Smart Eating/Lesson 01.01 - Hunt the Hazard.docx
+++ b/downloads/teacher/04 Units/Unit 01 - Nutrition and Wellness - Kitchen Skills and Smart Eating/Lesson 01.01 - Hunt the Hazard.docx
@@ -329,15 +329,6 @@
       </w:r>
       <w:r>
         <w:t xml:space="preserve">hazards each before class (examples: a pot handle turned out over the edge of the stove, a wet towel on the floor, a knife in the sink under suds, a cord draped across a burner, raw chicken (a rubber prop or a labeled package) touching a cutting board next to bread, a cabinet door left open at head height, an unlabeled spray bottle, an oven mitt with a hole). Nothing hot, nothing sharp, nothing real that can hurt anyone.</w:t>
-      </w:r>
-      <w:r>
-        <w:t xml:space="preserve"> </w:t>
-      </w:r>
-      <w:r>
-        <w:rPr>
-          <w:rStyle w:val="TeacherNote"/>
-        </w:rPr>
-        <w:t xml:space="preserve">[Sal: your room, your hazards. Use the ones your students actually cause.]</w:t>
       </w:r>
     </w:p>
     <w:p>
@@ -1179,15 +1170,6 @@
       <w:r>
         <w:t xml:space="preserve">No-kitchen alternative: the six hazard photos on the slides become the stations. Teams rotate between six posted photos on the walls, or work at tables with printed photos. Everything else is the same.</w:t>
       </w:r>
-      <w:r>
-        <w:t xml:space="preserve"> </w:t>
-      </w:r>
-      <w:r>
-        <w:rPr>
-          <w:rStyle w:val="TeacherNote"/>
-        </w:rPr>
-        <w:t xml:space="preserve">[Sal: photos of your own room work better than stock photos; take them the day you stage the hazards.]</w:t>
-      </w:r>
     </w:p>
     <w:p>
       <w:pPr>
@@ -1536,15 +1518,6 @@
       <w:r>
         <w:t xml:space="preserve">, section 2.</w:t>
       </w:r>
-      <w:r>
-        <w:t xml:space="preserve"> </w:t>
-      </w:r>
-      <w:r>
-        <w:rPr>
-          <w:rStyle w:val="TeacherNote"/>
-        </w:rPr>
-        <w:t xml:space="preserve">[Sal: confirm against the NYSED PDF.]</w:t>
-      </w:r>
     </w:p>
     <w:p>
       <w:pPr>
@@ -1567,7 +1540,7 @@
         <w:pStyle w:val="Compact"/>
       </w:pPr>
       <w:r>
-        <w:t xml:space="preserve">Sal’s own materials: the zero-knife policy and station constraints from his King Kullen menu documents (Education/TeachingWork/LessonPlans) shape the planted hazards.</w:t>
+        <w:t xml:space="preserve">My own materials: the zero-knife policy and station constraints from my lab menu documents shape the planted hazards.</w:t>
       </w:r>
     </w:p>
     <w:p>
@@ -1632,21 +1605,6 @@
       </w:pPr>
       <w:r>
         <w:t xml:space="preserve">The hazard nobody finds is usually the unlabeled spray bottle. Use that in Lesson 1.3 when you show where the Safety Data Sheets are (CTE HSW 4. f)).</w:t>
-      </w:r>
-    </w:p>
-    <w:p>
-      <w:pPr>
-        <w:numPr>
-          <w:ilvl w:val="0"/>
-          <w:numId w:val="1008"/>
-        </w:numPr>
-        <w:pStyle w:val="Compact"/>
-      </w:pPr>
-      <w:r>
-        <w:rPr>
-          <w:rStyle w:val="TeacherNote"/>
-        </w:rPr>
-        <w:t xml:space="preserve">[Sal: your Brentwood observation notes said the room had oil left out, grease on the stove, and washers used for jerseys. Those are real hazards students will recognize. Decide how much of that story to tell; it makes the point that safety is about everyone who uses the room.]</w:t>
       </w:r>
     </w:p>
     <w:p>
